--- a/CAPACITACION_TECNICA.docx
+++ b/CAPACITACION_TECNICA.docx
@@ -528,6 +528,78 @@
         <w:t>Walter Pablo Téllez Ayala — 2026</w:t>
       </w:r>
     </w:p>
+    <w:p>
+      <w:r>
+        <w:br w:type="page"/>
+      </w:r>
+    </w:p>
+    <w:p>
+      <w:pPr>
+        <w:jc w:val="center"/>
+      </w:pPr>
+      <w:r>
+        <w:rPr>
+          <w:rFonts w:ascii="Arial" w:hAnsi="Arial"/>
+          <w:b/>
+          <w:color w:val="023047"/>
+          <w:sz w:val="32"/>
+        </w:rPr>
+        <w:t>🚀 INSTRUCCIONES DE INSTALACIÓN MODULAR</w:t>
+      </w:r>
+    </w:p>
+    <w:p>
+      <w:r>
+        <w:rPr>
+          <w:b/>
+        </w:rPr>
+        <w:br/>
+        <w:t>Para garantizar una instalación eficiente de los componentes de Inteligencia Artificial (IA), siga estos pasos obligatorios:</w:t>
+        <w:br/>
+        <w:br/>
+      </w:r>
+    </w:p>
+    <w:p>
+      <w:r>
+        <w:t xml:space="preserve">1. </w:t>
+      </w:r>
+      <w:r>
+        <w:rPr>
+          <w:b/>
+        </w:rPr>
+        <w:t xml:space="preserve">Instalación Base: </w:t>
+      </w:r>
+      <w:r>
+        <w:t>Ejecute 'Transcriptor_Setup_Base.exe' para instalar la estructura del programa en C:\Transcriptor.</w:t>
+      </w:r>
+    </w:p>
+    <w:p>
+      <w:r>
+        <w:t xml:space="preserve">2. </w:t>
+      </w:r>
+      <w:r>
+        <w:rPr>
+          <w:b/>
+        </w:rPr>
+        <w:t xml:space="preserve">Copia del Motor (CRÍTICO): </w:t>
+      </w:r>
+      <w:r>
+        <w:t>Copie las carpetas 'whisper_env' y 'models_cache' desde su disco de distribución a la carpeta de instalación (C:\Transcriptor).</w:t>
+      </w:r>
+    </w:p>
+    <w:p>
+      <w:r>
+        <w:t xml:space="preserve">3. </w:t>
+      </w:r>
+      <w:r>
+        <w:rPr>
+          <w:b/>
+        </w:rPr>
+        <w:t xml:space="preserve">Inicio: </w:t>
+      </w:r>
+      <w:r>
+        <w:t>Use el acceso directo del escritorio para iniciar el sistema.</w:t>
+      </w:r>
+    </w:p>
     <w:sectPr>
       <w:pgSz w:w="12240" w:h="15840"/>
       <w:pgMar w:top="1440" w:right="1800" w:bottom="1440" w:left="1800" w:header="720" w:footer="720" w:gutter="0"/>

--- a/CAPACITACION_TECNICA.docx
+++ b/CAPACITACION_TECNICA.docx
@@ -484,21 +484,7 @@
         <w:rPr>
           <w:lang w:val="es-BO"/>
         </w:rPr>
-        <w:t>Sí. El sistema permite arrastrar una plantilla .</w:t>
-      </w:r>
-      <w:proofErr w:type="gramStart"/>
-      <w:r>
-        <w:rPr>
-          <w:lang w:val="es-BO"/>
-        </w:rPr>
-        <w:t>docx personalizada</w:t>
-      </w:r>
-      <w:proofErr w:type="gramEnd"/>
-      <w:r>
-        <w:rPr>
-          <w:lang w:val="es-BO"/>
-        </w:rPr>
-        <w:t xml:space="preserve"> y recordará su uso para futuras entrevistas, manteniendo siempre el estilo Arial 11 solicitado.</w:t>
+        <w:t>Sí. El sistema permite arrastrar una plantilla .docx personalizada y recordará su uso para futuras entrevistas, manteniendo siempre el estilo Arial 11 solicitado.</w:t>
       </w:r>
     </w:p>
     <w:p>
@@ -529,13 +515,24 @@
       </w:r>
     </w:p>
     <w:p>
+      <w:pPr>
+        <w:rPr>
+          <w:lang w:val="es-BO"/>
+        </w:rPr>
+      </w:pPr>
       <w:r>
+        <w:rPr>
+          <w:lang w:val="es-BO"/>
+        </w:rPr>
         <w:br w:type="page"/>
       </w:r>
     </w:p>
     <w:p>
       <w:pPr>
         <w:jc w:val="center"/>
+        <w:rPr>
+          <w:lang w:val="es-BO"/>
+        </w:rPr>
       </w:pPr>
       <w:r>
         <w:rPr>
@@ -544,59 +541,152 @@
           <w:color w:val="023047"/>
           <w:sz w:val="32"/>
         </w:rPr>
-        <w:t>🚀 INSTRUCCIONES DE INSTALACIÓN MODULAR</w:t>
+        <w:lastRenderedPageBreak/>
+        <w:t>🚀</w:t>
+      </w:r>
+      <w:r>
+        <w:rPr>
+          <w:rFonts w:ascii="Arial" w:hAnsi="Arial"/>
+          <w:b/>
+          <w:color w:val="023047"/>
+          <w:sz w:val="32"/>
+          <w:lang w:val="es-BO"/>
+        </w:rPr>
+        <w:t xml:space="preserve"> INSTRUCCIONES DE INSTALACIÓN MODULAR</w:t>
       </w:r>
     </w:p>
     <w:p>
+      <w:pPr>
+        <w:rPr>
+          <w:lang w:val="es-BO"/>
+        </w:rPr>
+      </w:pPr>
       <w:r>
         <w:rPr>
           <w:b/>
+          <w:lang w:val="es-BO"/>
         </w:rPr>
         <w:br/>
         <w:t>Para garantizar una instalación eficiente de los componentes de Inteligencia Artificial (IA), siga estos pasos obligatorios:</w:t>
+      </w:r>
+      <w:r>
+        <w:rPr>
+          <w:b/>
+          <w:lang w:val="es-BO"/>
+        </w:rPr>
         <w:br/>
+      </w:r>
+      <w:r>
+        <w:rPr>
+          <w:b/>
+          <w:lang w:val="es-BO"/>
+        </w:rPr>
         <w:br/>
       </w:r>
     </w:p>
     <w:p>
+      <w:pPr>
+        <w:rPr>
+          <w:lang w:val="es-BO"/>
+        </w:rPr>
+      </w:pPr>
       <w:r>
+        <w:rPr>
+          <w:lang w:val="es-BO"/>
+        </w:rPr>
         <w:t xml:space="preserve">1. </w:t>
       </w:r>
       <w:r>
         <w:rPr>
           <w:b/>
+          <w:lang w:val="es-BO"/>
         </w:rPr>
         <w:t xml:space="preserve">Instalación Base: </w:t>
       </w:r>
       <w:r>
-        <w:t>Ejecute 'Transcriptor_Setup_Base.exe' para instalar la estructura del programa en C:\Transcriptor.</w:t>
+        <w:rPr>
+          <w:lang w:val="es-BO"/>
+        </w:rPr>
+        <w:t>Ejecute 'Transcriptor_Setup.exe' para instalar la estructura del programa en C:\Transcriptor.</w:t>
       </w:r>
     </w:p>
     <w:p>
+      <w:pPr>
+        <w:rPr>
+          <w:lang w:val="es-BO"/>
+        </w:rPr>
+      </w:pPr>
       <w:r>
+        <w:rPr>
+          <w:lang w:val="es-BO"/>
+        </w:rPr>
         <w:t xml:space="preserve">2. </w:t>
       </w:r>
       <w:r>
         <w:rPr>
           <w:b/>
+          <w:lang w:val="es-BO"/>
         </w:rPr>
         <w:t xml:space="preserve">Copia del Motor (CRÍTICO): </w:t>
       </w:r>
       <w:r>
-        <w:t>Copie las carpetas 'whisper_env' y 'models_cache' desde su disco de distribución a la carpeta de instalación (C:\Transcriptor).</w:t>
+        <w:rPr>
+          <w:lang w:val="es-BO"/>
+        </w:rPr>
+        <w:t>Copie las carpetas '</w:t>
+      </w:r>
+      <w:proofErr w:type="spellStart"/>
+      <w:r>
+        <w:rPr>
+          <w:lang w:val="es-BO"/>
+        </w:rPr>
+        <w:t>whisper_env</w:t>
+      </w:r>
+      <w:proofErr w:type="spellEnd"/>
+      <w:r>
+        <w:rPr>
+          <w:lang w:val="es-BO"/>
+        </w:rPr>
+        <w:t>' y '</w:t>
+      </w:r>
+      <w:proofErr w:type="spellStart"/>
+      <w:r>
+        <w:rPr>
+          <w:lang w:val="es-BO"/>
+        </w:rPr>
+        <w:t>models_cache</w:t>
+      </w:r>
+      <w:proofErr w:type="spellEnd"/>
+      <w:r>
+        <w:rPr>
+          <w:lang w:val="es-BO"/>
+        </w:rPr>
+        <w:t>' desde su disco de distribución a la carpeta de instalación (C:\Transcriptor).</w:t>
       </w:r>
     </w:p>
     <w:p>
+      <w:pPr>
+        <w:rPr>
+          <w:lang w:val="es-BO"/>
+        </w:rPr>
+      </w:pPr>
       <w:r>
+        <w:rPr>
+          <w:lang w:val="es-BO"/>
+        </w:rPr>
         <w:t xml:space="preserve">3. </w:t>
       </w:r>
       <w:r>
         <w:rPr>
           <w:b/>
+          <w:lang w:val="es-BO"/>
         </w:rPr>
         <w:t xml:space="preserve">Inicio: </w:t>
       </w:r>
       <w:r>
+        <w:rPr>
+          <w:lang w:val="es-BO"/>
+        </w:rPr>
         <w:t>Use el acceso directo del escritorio para iniciar el sistema.</w:t>
       </w:r>
     </w:p>
